--- a/Тask5/Отчет Task5.docx
+++ b/Тask5/Отчет Task5.docx
@@ -21179,23 +21179,6 @@
         <w:br/>
         <w:t>}</w:t>
       </w:r>
-    </w:p>
-    <w:p>
-      <w:pPr>
-        <w:tabs>
-          <w:tab w:val="left" w:pos="851"/>
-        </w:tabs>
-        <w:autoSpaceDE w:val="0"/>
-        <w:autoSpaceDN w:val="0"/>
-        <w:adjustRightInd w:val="0"/>
-        <w:spacing w:after="0" w:line="240" w:lineRule="auto"/>
-        <w:rPr>
-          <w:rFonts w:ascii="Times New Roman" w:hAnsi="Times New Roman"/>
-          <w:noProof/>
-          <w:sz w:val="24"/>
-          <w:lang w:val="en-US"/>
-        </w:rPr>
-      </w:pPr>
       <w:r>
         <w:rPr>
           <w:rFonts w:ascii="Times New Roman" w:hAnsi="Times New Roman"/>
